--- a/src/assets/text1.docx
+++ b/src/assets/text1.docx
@@ -35,7 +35,6 @@
           <w:spacing w:val="0"/>
           <w:sz w:val="18"/>
           <w:szCs w:val="18"/>
-          <w:bdr w:val="none" w:color="auto" w:sz="0" w:space="0"/>
           <w:shd w:val="clear" w:fill="FFFFFF"/>
         </w:rPr>
         <w:t>16</w:t>
@@ -51,7 +50,6 @@
           <w:spacing w:val="0"/>
           <w:sz w:val="18"/>
           <w:szCs w:val="18"/>
-          <w:bdr w:val="none" w:color="auto" w:sz="0" w:space="0"/>
           <w:shd w:val="clear" w:fill="FFFFFF"/>
         </w:rPr>
         <w:t>《田忌赛马》教案设计</w:t>
@@ -90,7 +88,6 @@
           <w:spacing w:val="0"/>
           <w:sz w:val="18"/>
           <w:szCs w:val="18"/>
-          <w:bdr w:val="none" w:color="auto" w:sz="0" w:space="0"/>
           <w:shd w:val="clear" w:fill="FFFFFF"/>
         </w:rPr>
         <w:t>第一课时</w:t>
@@ -128,7 +125,6 @@
           <w:spacing w:val="0"/>
           <w:sz w:val="18"/>
           <w:szCs w:val="18"/>
-          <w:bdr w:val="none" w:color="auto" w:sz="0" w:space="0"/>
           <w:shd w:val="clear" w:fill="FFFFFF"/>
         </w:rPr>
         <w:t>教学目标：</w:t>
@@ -165,7 +161,6 @@
           <w:spacing w:val="0"/>
           <w:sz w:val="18"/>
           <w:szCs w:val="18"/>
-          <w:bdr w:val="none" w:color="auto" w:sz="0" w:space="0"/>
           <w:shd w:val="clear" w:fill="FFFFFF"/>
         </w:rPr>
         <w:t>1. 能正确流利地朗读课文。</w:t>
@@ -202,7 +197,6 @@
           <w:spacing w:val="0"/>
           <w:sz w:val="18"/>
           <w:szCs w:val="18"/>
-          <w:bdr w:val="none" w:color="auto" w:sz="0" w:space="0"/>
           <w:shd w:val="clear" w:fill="FFFFFF"/>
         </w:rPr>
         <w:t>2. 学会本课要求会写的生字，联系上下文理解“赏识、脚力”等词语。</w:t>
@@ -239,7 +233,6 @@
           <w:spacing w:val="0"/>
           <w:sz w:val="18"/>
           <w:szCs w:val="18"/>
-          <w:bdr w:val="none" w:color="auto" w:sz="0" w:space="0"/>
           <w:shd w:val="clear" w:fill="FFFFFF"/>
         </w:rPr>
         <w:t>3. 默读课文，能用自己的话复述田忌赛马的故事，说说田忌获胜的原因。</w:t>
@@ -277,7 +270,6 @@
           <w:spacing w:val="0"/>
           <w:sz w:val="18"/>
           <w:szCs w:val="18"/>
-          <w:bdr w:val="none" w:color="auto" w:sz="0" w:space="0"/>
           <w:shd w:val="clear" w:fill="FFFFFF"/>
         </w:rPr>
         <w:t>教学重难点：</w:t>
@@ -314,7 +306,6 @@
           <w:spacing w:val="0"/>
           <w:sz w:val="18"/>
           <w:szCs w:val="18"/>
-          <w:bdr w:val="none" w:color="auto" w:sz="0" w:space="0"/>
           <w:shd w:val="clear" w:fill="FFFFFF"/>
         </w:rPr>
         <w:t>1. 能正确流利地朗读课文，学会本课要求会写的生字，联系上下文理解“赏识、脚力”等词语。</w:t>
@@ -351,7 +342,6 @@
           <w:spacing w:val="0"/>
           <w:sz w:val="18"/>
           <w:szCs w:val="18"/>
-          <w:bdr w:val="none" w:color="auto" w:sz="0" w:space="0"/>
           <w:shd w:val="clear" w:fill="FFFFFF"/>
         </w:rPr>
         <w:t>2.默读课文，能用自己的话复述田忌赛马的故事，说说田忌获胜的原因。</w:t>
@@ -389,7 +379,6 @@
           <w:spacing w:val="0"/>
           <w:sz w:val="18"/>
           <w:szCs w:val="18"/>
-          <w:bdr w:val="none" w:color="auto" w:sz="0" w:space="0"/>
           <w:shd w:val="clear" w:fill="FFFFFF"/>
         </w:rPr>
         <w:t>教学方法：</w:t>
@@ -426,7 +415,6 @@
           <w:spacing w:val="0"/>
           <w:sz w:val="18"/>
           <w:szCs w:val="18"/>
-          <w:bdr w:val="none" w:color="auto" w:sz="0" w:space="0"/>
           <w:shd w:val="clear" w:fill="FFFFFF"/>
         </w:rPr>
         <w:t>自主合作，讨论探究</w:t>
@@ -464,7 +452,6 @@
           <w:spacing w:val="0"/>
           <w:sz w:val="18"/>
           <w:szCs w:val="18"/>
-          <w:bdr w:val="none" w:color="auto" w:sz="0" w:space="0"/>
           <w:shd w:val="clear" w:fill="FFFFFF"/>
         </w:rPr>
         <w:t>教具准备：</w:t>
@@ -501,7 +488,6 @@
           <w:spacing w:val="0"/>
           <w:sz w:val="18"/>
           <w:szCs w:val="18"/>
-          <w:bdr w:val="none" w:color="auto" w:sz="0" w:space="0"/>
           <w:shd w:val="clear" w:fill="FFFFFF"/>
         </w:rPr>
         <w:t>多媒体课件等</w:t>
@@ -528,62 +514,6 @@
           <w:szCs w:val="12"/>
         </w:rPr>
       </w:pPr>
-      <w:r>
-        <w:rPr>
-          <w:rFonts w:hint="default" w:ascii="Arial" w:hAnsi="Arial" w:eastAsia="宋体" w:cs="Arial"/>
-          <w:i w:val="0"/>
-          <w:iCs w:val="0"/>
-          <w:caps w:val="0"/>
-          <w:color w:val="000000"/>
-          <w:spacing w:val="0"/>
-          <w:kern w:val="0"/>
-          <w:sz w:val="12"/>
-          <w:szCs w:val="12"/>
-          <w:shd w:val="clear" w:fill="FFFFFF"/>
-          <w:lang w:val="en-US" w:eastAsia="zh-CN" w:bidi="ar"/>
-        </w:rPr>
-        <w:drawing>
-          <wp:inline distT="0" distB="0" distL="114300" distR="114300">
-            <wp:extent cx="5274310" cy="6886575"/>
-            <wp:effectExtent l="0" t="0" r="8890" b="9525"/>
-            <wp:docPr id="1" name="图片 1" descr="IMG_256"/>
-            <wp:cNvGraphicFramePr>
-              <a:graphicFrameLocks xmlns:a="http://schemas.openxmlformats.org/drawingml/2006/main" noChangeAspect="1"/>
-            </wp:cNvGraphicFramePr>
-            <a:graphic xmlns:a="http://schemas.openxmlformats.org/drawingml/2006/main">
-              <a:graphicData uri="http://schemas.openxmlformats.org/drawingml/2006/picture">
-                <pic:pic xmlns:pic="http://schemas.openxmlformats.org/drawingml/2006/picture">
-                  <pic:nvPicPr>
-                    <pic:cNvPr id="1" name="图片 1" descr="IMG_256"/>
-                    <pic:cNvPicPr>
-                      <a:picLocks noChangeAspect="1"/>
-                    </pic:cNvPicPr>
-                  </pic:nvPicPr>
-                  <pic:blipFill>
-                    <a:blip r:embed="rId4"/>
-                    <a:stretch>
-                      <a:fillRect/>
-                    </a:stretch>
-                  </pic:blipFill>
-                  <pic:spPr>
-                    <a:xfrm>
-                      <a:off x="0" y="0"/>
-                      <a:ext cx="5274310" cy="6886575"/>
-                    </a:xfrm>
-                    <a:prstGeom prst="rect">
-                      <a:avLst/>
-                    </a:prstGeom>
-                    <a:noFill/>
-                    <a:ln w="9525">
-                      <a:noFill/>
-                    </a:ln>
-                  </pic:spPr>
-                </pic:pic>
-              </a:graphicData>
-            </a:graphic>
-          </wp:inline>
-        </w:drawing>
-      </w:r>
     </w:p>
     <w:p>
       <w:pPr>
@@ -617,7 +547,6 @@
           <w:spacing w:val="0"/>
           <w:sz w:val="18"/>
           <w:szCs w:val="18"/>
-          <w:bdr w:val="none" w:color="auto" w:sz="0" w:space="0"/>
           <w:shd w:val="clear" w:fill="FFFFFF"/>
         </w:rPr>
         <w:t>教学过程：</w:t>
@@ -654,7 +583,6 @@
           <w:spacing w:val="0"/>
           <w:sz w:val="18"/>
           <w:szCs w:val="18"/>
-          <w:bdr w:val="none" w:color="auto" w:sz="0" w:space="0"/>
           <w:shd w:val="clear" w:fill="FFFFFF"/>
         </w:rPr>
         <w:t>一．</w:t>
@@ -670,7 +598,6 @@
           <w:spacing w:val="0"/>
           <w:sz w:val="18"/>
           <w:szCs w:val="18"/>
-          <w:bdr w:val="none" w:color="auto" w:sz="0" w:space="0"/>
           <w:shd w:val="clear" w:fill="FFFFFF"/>
         </w:rPr>
         <w:t>激情导入</w:t>
@@ -685,7 +612,6 @@
           <w:spacing w:val="0"/>
           <w:sz w:val="18"/>
           <w:szCs w:val="18"/>
-          <w:bdr w:val="none" w:color="auto" w:sz="0" w:space="0"/>
           <w:shd w:val="clear" w:fill="FFFFFF"/>
         </w:rPr>
         <w:t>：</w:t>
@@ -722,7 +648,6 @@
           <w:spacing w:val="0"/>
           <w:sz w:val="18"/>
           <w:szCs w:val="18"/>
-          <w:bdr w:val="none" w:color="auto" w:sz="0" w:space="0"/>
           <w:shd w:val="clear" w:fill="FFFFFF"/>
         </w:rPr>
         <w:t>同学们，上课前老师想到一个词：赛马（板书）。看到这个词，你想到了什么？（预设：马场上奔腾的赛马，场下呐喊的场景······）。同学们不仅阅历丰富，用词也是非常丰富得当。那你们知道：田忌赛马（板书）的故事吗？今天，让我们一起走进课文来看一看吧！</w:t>
@@ -759,7 +684,6 @@
           <w:spacing w:val="0"/>
           <w:sz w:val="18"/>
           <w:szCs w:val="18"/>
-          <w:bdr w:val="none" w:color="auto" w:sz="0" w:space="0"/>
           <w:shd w:val="clear" w:fill="FFFFFF"/>
         </w:rPr>
         <w:t>二．</w:t>
@@ -775,7 +699,6 @@
           <w:spacing w:val="0"/>
           <w:sz w:val="18"/>
           <w:szCs w:val="18"/>
-          <w:bdr w:val="none" w:color="auto" w:sz="0" w:space="0"/>
           <w:shd w:val="clear" w:fill="FFFFFF"/>
         </w:rPr>
         <w:t>初读课文，整体感知。</w:t>
@@ -812,7 +735,6 @@
           <w:spacing w:val="0"/>
           <w:sz w:val="18"/>
           <w:szCs w:val="18"/>
-          <w:bdr w:val="none" w:color="auto" w:sz="0" w:space="0"/>
           <w:shd w:val="clear" w:fill="FFFFFF"/>
         </w:rPr>
         <w:t>1.出示自读要求：</w:t>
@@ -849,7 +771,6 @@
           <w:spacing w:val="0"/>
           <w:sz w:val="18"/>
           <w:szCs w:val="18"/>
-          <w:bdr w:val="none" w:color="auto" w:sz="0" w:space="0"/>
           <w:shd w:val="clear" w:fill="FFFFFF"/>
         </w:rPr>
         <w:t>（1）大声朗读课文，自学生字词；圈出标注不理解的词。</w:t>
@@ -886,7 +807,6 @@
           <w:spacing w:val="0"/>
           <w:sz w:val="18"/>
           <w:szCs w:val="18"/>
-          <w:bdr w:val="none" w:color="auto" w:sz="0" w:space="0"/>
           <w:shd w:val="clear" w:fill="FFFFFF"/>
         </w:rPr>
         <w:t>（2）小组朗读互相纠正、交流词语的含义。</w:t>
@@ -923,7 +843,6 @@
           <w:spacing w:val="0"/>
           <w:sz w:val="18"/>
           <w:szCs w:val="18"/>
-          <w:bdr w:val="none" w:color="auto" w:sz="0" w:space="0"/>
           <w:shd w:val="clear" w:fill="FFFFFF"/>
         </w:rPr>
         <w:t>（3）用自己的话说说田忌与齐威王赛马的经过。</w:t>
@@ -960,7 +879,6 @@
           <w:spacing w:val="0"/>
           <w:sz w:val="18"/>
           <w:szCs w:val="18"/>
-          <w:bdr w:val="none" w:color="auto" w:sz="0" w:space="0"/>
           <w:shd w:val="clear" w:fill="FFFFFF"/>
         </w:rPr>
         <w:t>（4）用自己的话说说文章的主要内容。</w:t>
@@ -997,7 +915,6 @@
           <w:spacing w:val="0"/>
           <w:sz w:val="18"/>
           <w:szCs w:val="18"/>
-          <w:bdr w:val="none" w:color="auto" w:sz="0" w:space="0"/>
           <w:shd w:val="clear" w:fill="FFFFFF"/>
         </w:rPr>
         <w:t>2.学生自学，教师巡视辅导。</w:t>
@@ -1034,7 +951,6 @@
           <w:spacing w:val="0"/>
           <w:sz w:val="18"/>
           <w:szCs w:val="18"/>
-          <w:bdr w:val="none" w:color="auto" w:sz="0" w:space="0"/>
           <w:shd w:val="clear" w:fill="FFFFFF"/>
         </w:rPr>
         <w:t>3.检查自学情况。</w:t>
@@ -1071,7 +987,6 @@
           <w:spacing w:val="0"/>
           <w:sz w:val="18"/>
           <w:szCs w:val="18"/>
-          <w:bdr w:val="none" w:color="auto" w:sz="0" w:space="0"/>
           <w:shd w:val="clear" w:fill="FFFFFF"/>
         </w:rPr>
         <w:t>（1）检查生字词，出示生字促成的词。采用指名读、齐读、开火车读等方式进行朗读。</w:t>
@@ -1108,7 +1023,6 @@
           <w:spacing w:val="0"/>
           <w:sz w:val="18"/>
           <w:szCs w:val="18"/>
-          <w:bdr w:val="none" w:color="auto" w:sz="0" w:space="0"/>
           <w:shd w:val="clear" w:fill="FFFFFF"/>
         </w:rPr>
         <w:t>（2）朗读中，重点指导“输赢、出谋划策、推荐”等词语的读音。</w:t>
@@ -1145,7 +1059,6 @@
           <w:spacing w:val="0"/>
           <w:sz w:val="18"/>
           <w:szCs w:val="18"/>
-          <w:bdr w:val="none" w:color="auto" w:sz="0" w:space="0"/>
           <w:shd w:val="clear" w:fill="FFFFFF"/>
         </w:rPr>
         <w:t>（3）指导“赢”的写法和笔顺。</w:t>
@@ -1182,7 +1095,6 @@
           <w:spacing w:val="0"/>
           <w:sz w:val="18"/>
           <w:szCs w:val="18"/>
-          <w:bdr w:val="none" w:color="auto" w:sz="0" w:space="0"/>
           <w:shd w:val="clear" w:fill="FFFFFF"/>
         </w:rPr>
         <w:t>（4）课文写了齐国大将田忌跟齐威王赛马，在孙膑的帮助下取得胜利。</w:t>
@@ -1219,7 +1131,6 @@
           <w:spacing w:val="0"/>
           <w:sz w:val="18"/>
           <w:szCs w:val="18"/>
-          <w:bdr w:val="none" w:color="auto" w:sz="0" w:space="0"/>
           <w:shd w:val="clear" w:fill="FFFFFF"/>
         </w:rPr>
         <w:t>（5）说说你最喜欢那部分内容，简介原因。</w:t>
@@ -1257,7 +1168,6 @@
           <w:spacing w:val="0"/>
           <w:sz w:val="18"/>
           <w:szCs w:val="18"/>
-          <w:bdr w:val="none" w:color="auto" w:sz="0" w:space="0"/>
           <w:shd w:val="clear" w:fill="FFFFFF"/>
         </w:rPr>
         <w:t>三．精读课文，品味语言。</w:t>
@@ -1294,7 +1204,6 @@
           <w:spacing w:val="0"/>
           <w:sz w:val="18"/>
           <w:szCs w:val="18"/>
-          <w:bdr w:val="none" w:color="auto" w:sz="0" w:space="0"/>
           <w:shd w:val="clear" w:fill="FFFFFF"/>
         </w:rPr>
         <w:t>田忌赛马为什么会获胜？孙膑给你留下了怎样的印象？读课文，找一找画一画，在有感受的地方做上标注。</w:t>
@@ -1331,7 +1240,6 @@
           <w:spacing w:val="0"/>
           <w:sz w:val="18"/>
           <w:szCs w:val="18"/>
-          <w:bdr w:val="none" w:color="auto" w:sz="0" w:space="0"/>
           <w:shd w:val="clear" w:fill="FFFFFF"/>
         </w:rPr>
         <w:t>1. 自读课文，边读边画出你喜欢的句子，并作简单的批注。</w:t>
@@ -1368,7 +1276,6 @@
           <w:spacing w:val="0"/>
           <w:sz w:val="18"/>
           <w:szCs w:val="18"/>
-          <w:bdr w:val="none" w:color="auto" w:sz="0" w:space="0"/>
           <w:shd w:val="clear" w:fill="FFFFFF"/>
         </w:rPr>
         <w:t>2. 学生自学，教师巡视辅导。</w:t>
@@ -1405,7 +1312,6 @@
           <w:spacing w:val="0"/>
           <w:sz w:val="18"/>
           <w:szCs w:val="18"/>
-          <w:bdr w:val="none" w:color="auto" w:sz="0" w:space="0"/>
           <w:shd w:val="clear" w:fill="FFFFFF"/>
         </w:rPr>
         <w:t>3. 小组交流，取长补短</w:t>
@@ -1442,7 +1348,6 @@
           <w:spacing w:val="0"/>
           <w:sz w:val="18"/>
           <w:szCs w:val="18"/>
-          <w:bdr w:val="none" w:color="auto" w:sz="0" w:space="0"/>
           <w:shd w:val="clear" w:fill="FFFFFF"/>
         </w:rPr>
         <w:t>4. 全班交流，引导提升。</w:t>
@@ -1479,7 +1384,6 @@
           <w:spacing w:val="0"/>
           <w:sz w:val="18"/>
           <w:szCs w:val="18"/>
-          <w:bdr w:val="none" w:color="auto" w:sz="0" w:space="0"/>
           <w:shd w:val="clear" w:fill="FFFFFF"/>
         </w:rPr>
         <w:t>预设一：田忌有意改变赛马的顺序，最终取得胜利。</w:t>
@@ -1516,7 +1420,6 @@
           <w:spacing w:val="0"/>
           <w:sz w:val="18"/>
           <w:szCs w:val="18"/>
-          <w:bdr w:val="none" w:color="auto" w:sz="0" w:space="0"/>
           <w:shd w:val="clear" w:fill="FFFFFF"/>
         </w:rPr>
         <w:t>*出示赛马对阵图，你发现了什么？（马匹的脚力相当，出场顺序一致）</w:t>
@@ -1553,7 +1456,6 @@
           <w:spacing w:val="0"/>
           <w:sz w:val="18"/>
           <w:szCs w:val="18"/>
-          <w:bdr w:val="none" w:color="auto" w:sz="0" w:space="0"/>
           <w:shd w:val="clear" w:fill="FFFFFF"/>
         </w:rPr>
         <w:t>*如果让你来做，你会怎么赢得比赛？看来，大家都和田忌一样有智慧。</w:t>
@@ -1590,7 +1492,6 @@
           <w:spacing w:val="0"/>
           <w:sz w:val="18"/>
           <w:szCs w:val="18"/>
-          <w:bdr w:val="none" w:color="auto" w:sz="0" w:space="0"/>
           <w:shd w:val="clear" w:fill="FFFFFF"/>
         </w:rPr>
         <w:t>*请你用自己的话说一说赛马的过程。</w:t>
@@ -1627,7 +1528,6 @@
           <w:spacing w:val="0"/>
           <w:sz w:val="18"/>
           <w:szCs w:val="18"/>
-          <w:bdr w:val="none" w:color="auto" w:sz="0" w:space="0"/>
           <w:shd w:val="clear" w:fill="FFFFFF"/>
         </w:rPr>
         <w:t>*这样的赛马出场顺序，齐威王想到了吗？你从哪里看出来的？（齐威王好奇的问田忌）</w:t>
@@ -1664,7 +1564,6 @@
           <w:spacing w:val="0"/>
           <w:sz w:val="18"/>
           <w:szCs w:val="18"/>
-          <w:bdr w:val="none" w:color="auto" w:sz="0" w:space="0"/>
           <w:shd w:val="clear" w:fill="FFFFFF"/>
         </w:rPr>
         <w:t>预设二：孙膑田忌足智多谋。</w:t>
@@ -1701,7 +1600,6 @@
           <w:spacing w:val="0"/>
           <w:sz w:val="18"/>
           <w:szCs w:val="18"/>
-          <w:bdr w:val="none" w:color="auto" w:sz="0" w:space="0"/>
           <w:shd w:val="clear" w:fill="FFFFFF"/>
         </w:rPr>
         <w:t>*出示孙膑相关资料（孙膑，战国中期一位出色的军事家。他在魏国遭受陷害，遭受酷刑--挖去双膝，脸上刺字。后来被齐国人救走，齐国大将田忌用门客之礼接待了他）</w:t>
@@ -1738,7 +1636,6 @@
           <w:spacing w:val="0"/>
           <w:sz w:val="18"/>
           <w:szCs w:val="18"/>
-          <w:bdr w:val="none" w:color="auto" w:sz="0" w:space="0"/>
           <w:shd w:val="clear" w:fill="FFFFFF"/>
         </w:rPr>
         <w:t>*从这些资料，田忌又给你留下了怎样的印象？（知恩图报、胸怀宽广）</w:t>
@@ -1775,7 +1672,6 @@
           <w:spacing w:val="0"/>
           <w:sz w:val="18"/>
           <w:szCs w:val="18"/>
-          <w:bdr w:val="none" w:color="auto" w:sz="0" w:space="0"/>
           <w:shd w:val="clear" w:fill="FFFFFF"/>
         </w:rPr>
         <w:t>*理解“门客、赏识”，体会孙膑的足智多谋。</w:t>
@@ -1812,7 +1708,6 @@
           <w:spacing w:val="0"/>
           <w:sz w:val="18"/>
           <w:szCs w:val="18"/>
-          <w:bdr w:val="none" w:color="auto" w:sz="0" w:space="0"/>
           <w:shd w:val="clear" w:fill="FFFFFF"/>
         </w:rPr>
         <w:t>*指导朗读，抓住重点词语“门客、脚力、放心”等。</w:t>
@@ -1849,7 +1744,6 @@
           <w:spacing w:val="0"/>
           <w:sz w:val="18"/>
           <w:szCs w:val="18"/>
-          <w:bdr w:val="none" w:color="auto" w:sz="0" w:space="0"/>
           <w:shd w:val="clear" w:fill="FFFFFF"/>
         </w:rPr>
         <w:t>5.面对这样的比赛，孙膑有把握赢得比赛吗？你从哪个词看出来的？</w:t>
@@ -1886,7 +1780,6 @@
           <w:spacing w:val="0"/>
           <w:sz w:val="18"/>
           <w:szCs w:val="18"/>
-          <w:bdr w:val="none" w:color="auto" w:sz="0" w:space="0"/>
           <w:shd w:val="clear" w:fill="FFFFFF"/>
         </w:rPr>
         <w:t>预设三：胸有成竹、微微一笑。</w:t>
@@ -1923,7 +1816,6 @@
           <w:spacing w:val="0"/>
           <w:sz w:val="18"/>
           <w:szCs w:val="18"/>
-          <w:bdr w:val="none" w:color="auto" w:sz="0" w:space="0"/>
           <w:shd w:val="clear" w:fill="FFFFFF"/>
         </w:rPr>
         <w:t>*边读边想象画面，理解词语“胸有成竹”，造句。</w:t>
@@ -1960,7 +1852,6 @@
           <w:spacing w:val="0"/>
           <w:sz w:val="18"/>
           <w:szCs w:val="18"/>
-          <w:bdr w:val="none" w:color="auto" w:sz="0" w:space="0"/>
           <w:shd w:val="clear" w:fill="FFFFFF"/>
         </w:rPr>
         <w:t>6.采用范读、齐读等形式进行朗读，走进文本与作者产生共鸣。</w:t>
@@ -1998,7 +1889,6 @@
           <w:spacing w:val="0"/>
           <w:sz w:val="18"/>
           <w:szCs w:val="18"/>
-          <w:bdr w:val="none" w:color="auto" w:sz="0" w:space="0"/>
           <w:shd w:val="clear" w:fill="FFFFFF"/>
         </w:rPr>
         <w:t>四．小结</w:t>
@@ -2035,7 +1925,6 @@
           <w:spacing w:val="0"/>
           <w:sz w:val="18"/>
           <w:szCs w:val="18"/>
-          <w:bdr w:val="none" w:color="auto" w:sz="0" w:space="0"/>
           <w:shd w:val="clear" w:fill="FFFFFF"/>
         </w:rPr>
         <w:t>这节课，我们学习了《田忌赛马》这篇课文，知道了田忌在孙膑的帮助下，与齐威王赛马取得了胜利。那孙膑又是如何想到这一办法的呢？我们下节课继续讨论。</w:t>
@@ -2072,7 +1961,6 @@
           <w:spacing w:val="0"/>
           <w:sz w:val="18"/>
           <w:szCs w:val="18"/>
-          <w:bdr w:val="none" w:color="auto" w:sz="0" w:space="0"/>
           <w:shd w:val="clear" w:fill="FFFFFF"/>
         </w:rPr>
         <w:t>五．</w:t>
@@ -2088,7 +1976,6 @@
           <w:spacing w:val="0"/>
           <w:sz w:val="18"/>
           <w:szCs w:val="18"/>
-          <w:bdr w:val="none" w:color="auto" w:sz="0" w:space="0"/>
           <w:shd w:val="clear" w:fill="FFFFFF"/>
         </w:rPr>
         <w:t>作业</w:t>
@@ -2125,7 +2012,6 @@
           <w:spacing w:val="0"/>
           <w:sz w:val="18"/>
           <w:szCs w:val="18"/>
-          <w:bdr w:val="none" w:color="auto" w:sz="0" w:space="0"/>
           <w:shd w:val="clear" w:fill="FFFFFF"/>
         </w:rPr>
         <w:t>1.熟读课文。</w:t>
@@ -2162,7 +2048,6 @@
           <w:spacing w:val="0"/>
           <w:sz w:val="18"/>
           <w:szCs w:val="18"/>
-          <w:bdr w:val="none" w:color="auto" w:sz="0" w:space="0"/>
           <w:shd w:val="clear" w:fill="FFFFFF"/>
         </w:rPr>
         <w:t>2.用自己的话说说这个故事。</w:t>
@@ -2200,7 +2085,6 @@
           <w:spacing w:val="0"/>
           <w:sz w:val="18"/>
           <w:szCs w:val="18"/>
-          <w:bdr w:val="none" w:color="auto" w:sz="0" w:space="0"/>
           <w:shd w:val="clear" w:fill="FFFFFF"/>
         </w:rPr>
         <w:t>六．板书</w:t>
@@ -2238,7 +2122,6 @@
           <w:spacing w:val="0"/>
           <w:sz w:val="18"/>
           <w:szCs w:val="18"/>
-          <w:bdr w:val="none" w:color="auto" w:sz="0" w:space="0"/>
           <w:shd w:val="clear" w:fill="FFFFFF"/>
         </w:rPr>
         <w:t>田忌赛马</w:t>
@@ -2276,7 +2159,6 @@
           <w:spacing w:val="0"/>
           <w:sz w:val="18"/>
           <w:szCs w:val="18"/>
-          <w:bdr w:val="none" w:color="auto" w:sz="0" w:space="0"/>
           <w:shd w:val="clear" w:fill="FFFFFF"/>
         </w:rPr>
         <w:t>田忌 识人善用</w:t>
@@ -2314,7 +2196,6 @@
           <w:spacing w:val="0"/>
           <w:sz w:val="18"/>
           <w:szCs w:val="18"/>
-          <w:bdr w:val="none" w:color="auto" w:sz="0" w:space="0"/>
           <w:shd w:val="clear" w:fill="FFFFFF"/>
         </w:rPr>
         <w:t>孙膑 足智多谋</w:t>
@@ -2353,7 +2234,6 @@
           <w:spacing w:val="0"/>
           <w:sz w:val="18"/>
           <w:szCs w:val="18"/>
-          <w:bdr w:val="none" w:color="auto" w:sz="0" w:space="0"/>
           <w:shd w:val="clear" w:fill="FFFFFF"/>
         </w:rPr>
         <w:t>16《田忌赛马》 教案设计</w:t>
@@ -2392,11 +2272,12 @@
           <w:spacing w:val="0"/>
           <w:sz w:val="18"/>
           <w:szCs w:val="18"/>
-          <w:bdr w:val="none" w:color="auto" w:sz="0" w:space="0"/>
           <w:shd w:val="clear" w:fill="FFFFFF"/>
         </w:rPr>
         <w:t>第二课时</w:t>
       </w:r>
+      <w:bookmarkStart w:id="0" w:name="_GoBack"/>
+      <w:bookmarkEnd w:id="0"/>
     </w:p>
     <w:p>
       <w:pPr>
@@ -2430,7 +2311,6 @@
           <w:spacing w:val="0"/>
           <w:sz w:val="18"/>
           <w:szCs w:val="18"/>
-          <w:bdr w:val="none" w:color="auto" w:sz="0" w:space="0"/>
           <w:shd w:val="clear" w:fill="FFFFFF"/>
         </w:rPr>
         <w:t>教学目标：</w:t>
@@ -2467,7 +2347,6 @@
           <w:spacing w:val="0"/>
           <w:sz w:val="18"/>
           <w:szCs w:val="18"/>
-          <w:bdr w:val="none" w:color="auto" w:sz="0" w:space="0"/>
           <w:shd w:val="clear" w:fill="FFFFFF"/>
         </w:rPr>
         <w:t>1. 正确流利有感情朗读课文。</w:t>
@@ -2504,7 +2383,6 @@
           <w:spacing w:val="0"/>
           <w:sz w:val="18"/>
           <w:szCs w:val="18"/>
-          <w:bdr w:val="none" w:color="auto" w:sz="0" w:space="0"/>
           <w:shd w:val="clear" w:fill="FFFFFF"/>
         </w:rPr>
         <w:t>2. 通过课文别有情趣的语言文字，结合赛马对阵图，推想田忌为何这么安排。</w:t>
@@ -2541,7 +2419,6 @@
           <w:spacing w:val="0"/>
           <w:sz w:val="18"/>
           <w:szCs w:val="18"/>
-          <w:bdr w:val="none" w:color="auto" w:sz="0" w:space="0"/>
           <w:shd w:val="clear" w:fill="FFFFFF"/>
         </w:rPr>
         <w:t>3. 体会人物的性格特点。</w:t>
@@ -2579,7 +2456,6 @@
           <w:spacing w:val="0"/>
           <w:sz w:val="18"/>
           <w:szCs w:val="18"/>
-          <w:bdr w:val="none" w:color="auto" w:sz="0" w:space="0"/>
           <w:shd w:val="clear" w:fill="FFFFFF"/>
         </w:rPr>
         <w:t>教学重难点：</w:t>
@@ -2616,7 +2492,6 @@
           <w:spacing w:val="0"/>
           <w:sz w:val="18"/>
           <w:szCs w:val="18"/>
-          <w:bdr w:val="none" w:color="auto" w:sz="0" w:space="0"/>
           <w:shd w:val="clear" w:fill="FFFFFF"/>
         </w:rPr>
         <w:t>1. 正确流利有感情朗读课文，结合赛马对阵图，推想田忌为何这么安排。</w:t>
@@ -2653,7 +2528,6 @@
           <w:spacing w:val="0"/>
           <w:sz w:val="18"/>
           <w:szCs w:val="18"/>
-          <w:bdr w:val="none" w:color="auto" w:sz="0" w:space="0"/>
           <w:shd w:val="clear" w:fill="FFFFFF"/>
         </w:rPr>
         <w:t>2. 体会人物的性格特点。</w:t>
@@ -2691,7 +2565,6 @@
           <w:spacing w:val="0"/>
           <w:sz w:val="18"/>
           <w:szCs w:val="18"/>
-          <w:bdr w:val="none" w:color="auto" w:sz="0" w:space="0"/>
           <w:shd w:val="clear" w:fill="FFFFFF"/>
         </w:rPr>
         <w:t>教学方法：</w:t>
@@ -2728,7 +2601,6 @@
           <w:spacing w:val="0"/>
           <w:sz w:val="18"/>
           <w:szCs w:val="18"/>
-          <w:bdr w:val="none" w:color="auto" w:sz="0" w:space="0"/>
           <w:shd w:val="clear" w:fill="FFFFFF"/>
         </w:rPr>
         <w:t>自主合作，讨论探究</w:t>
@@ -2766,7 +2638,6 @@
           <w:spacing w:val="0"/>
           <w:sz w:val="18"/>
           <w:szCs w:val="18"/>
-          <w:bdr w:val="none" w:color="auto" w:sz="0" w:space="0"/>
           <w:shd w:val="clear" w:fill="FFFFFF"/>
         </w:rPr>
         <w:t>教具准备：</w:t>
@@ -2803,7 +2674,6 @@
           <w:spacing w:val="0"/>
           <w:sz w:val="18"/>
           <w:szCs w:val="18"/>
-          <w:bdr w:val="none" w:color="auto" w:sz="0" w:space="0"/>
           <w:shd w:val="clear" w:fill="FFFFFF"/>
         </w:rPr>
         <w:t>多媒体课件等</w:t>
@@ -2841,7 +2711,6 @@
           <w:spacing w:val="0"/>
           <w:sz w:val="18"/>
           <w:szCs w:val="18"/>
-          <w:bdr w:val="none" w:color="auto" w:sz="0" w:space="0"/>
           <w:shd w:val="clear" w:fill="FFFFFF"/>
         </w:rPr>
         <w:t>教学过程：</w:t>
@@ -2878,7 +2747,6 @@
           <w:spacing w:val="0"/>
           <w:sz w:val="18"/>
           <w:szCs w:val="18"/>
-          <w:bdr w:val="none" w:color="auto" w:sz="0" w:space="0"/>
           <w:shd w:val="clear" w:fill="FFFFFF"/>
         </w:rPr>
         <w:t>一．</w:t>
@@ -2894,7 +2762,6 @@
           <w:spacing w:val="0"/>
           <w:sz w:val="18"/>
           <w:szCs w:val="18"/>
-          <w:bdr w:val="none" w:color="auto" w:sz="0" w:space="0"/>
           <w:shd w:val="clear" w:fill="FFFFFF"/>
         </w:rPr>
         <w:t>复习引入，唤醒旧知</w:t>
@@ -2909,7 +2776,6 @@
           <w:spacing w:val="0"/>
           <w:sz w:val="18"/>
           <w:szCs w:val="18"/>
-          <w:bdr w:val="none" w:color="auto" w:sz="0" w:space="0"/>
           <w:shd w:val="clear" w:fill="FFFFFF"/>
         </w:rPr>
         <w:t>：</w:t>
@@ -2946,7 +2812,6 @@
           <w:spacing w:val="0"/>
           <w:sz w:val="18"/>
           <w:szCs w:val="18"/>
-          <w:bdr w:val="none" w:color="auto" w:sz="0" w:space="0"/>
           <w:shd w:val="clear" w:fill="FFFFFF"/>
         </w:rPr>
         <w:t>1.课件出示生词“胸有成竹、出谋划策、输赢”等。</w:t>
@@ -2983,7 +2848,6 @@
           <w:spacing w:val="0"/>
           <w:sz w:val="18"/>
           <w:szCs w:val="18"/>
-          <w:bdr w:val="none" w:color="auto" w:sz="0" w:space="0"/>
           <w:shd w:val="clear" w:fill="FFFFFF"/>
         </w:rPr>
         <w:t>采用指名读，开火车读，齐读等方式进行朗读，巩固生字词。</w:t>
@@ -3020,7 +2884,6 @@
           <w:spacing w:val="0"/>
           <w:sz w:val="18"/>
           <w:szCs w:val="18"/>
-          <w:bdr w:val="none" w:color="auto" w:sz="0" w:space="0"/>
           <w:shd w:val="clear" w:fill="FFFFFF"/>
         </w:rPr>
         <w:t>2.指名说说上节课文学习的主要内容。</w:t>
@@ -3057,7 +2920,6 @@
           <w:spacing w:val="0"/>
           <w:sz w:val="18"/>
           <w:szCs w:val="18"/>
-          <w:bdr w:val="none" w:color="auto" w:sz="0" w:space="0"/>
           <w:shd w:val="clear" w:fill="FFFFFF"/>
         </w:rPr>
         <w:t>学生互相补充</w:t>
@@ -3094,7 +2956,6 @@
           <w:spacing w:val="0"/>
           <w:sz w:val="18"/>
           <w:szCs w:val="18"/>
-          <w:bdr w:val="none" w:color="auto" w:sz="0" w:space="0"/>
           <w:shd w:val="clear" w:fill="FFFFFF"/>
         </w:rPr>
         <w:t>师总结：田忌在孙膑的帮助下，与齐威王赛马取得了胜利。</w:t>
@@ -3131,7 +2992,6 @@
           <w:spacing w:val="0"/>
           <w:sz w:val="18"/>
           <w:szCs w:val="18"/>
-          <w:bdr w:val="none" w:color="auto" w:sz="0" w:space="0"/>
           <w:shd w:val="clear" w:fill="FFFFFF"/>
         </w:rPr>
         <w:t>二．</w:t>
@@ -3147,7 +3007,6 @@
           <w:spacing w:val="0"/>
           <w:sz w:val="18"/>
           <w:szCs w:val="18"/>
-          <w:bdr w:val="none" w:color="auto" w:sz="0" w:space="0"/>
           <w:shd w:val="clear" w:fill="FFFFFF"/>
         </w:rPr>
         <w:t>精读课文，品味语言。</w:t>
@@ -3184,7 +3043,6 @@
           <w:spacing w:val="0"/>
           <w:sz w:val="18"/>
           <w:szCs w:val="18"/>
-          <w:bdr w:val="none" w:color="auto" w:sz="0" w:space="0"/>
           <w:shd w:val="clear" w:fill="FFFFFF"/>
         </w:rPr>
         <w:t>学习课文3-13小节</w:t>
@@ -3221,7 +3079,6 @@
           <w:spacing w:val="0"/>
           <w:sz w:val="18"/>
           <w:szCs w:val="18"/>
-          <w:bdr w:val="none" w:color="auto" w:sz="0" w:space="0"/>
           <w:shd w:val="clear" w:fill="FFFFFF"/>
         </w:rPr>
         <w:t>1. 出示任务：</w:t>
@@ -3258,7 +3115,6 @@
           <w:spacing w:val="0"/>
           <w:sz w:val="18"/>
           <w:szCs w:val="18"/>
-          <w:bdr w:val="none" w:color="auto" w:sz="0" w:space="0"/>
           <w:shd w:val="clear" w:fill="FFFFFF"/>
         </w:rPr>
         <w:t>1）默读课文3-13小节，边读边想象画面。</w:t>
@@ -3295,7 +3151,6 @@
           <w:spacing w:val="0"/>
           <w:sz w:val="18"/>
           <w:szCs w:val="18"/>
-          <w:bdr w:val="none" w:color="auto" w:sz="0" w:space="0"/>
           <w:shd w:val="clear" w:fill="FFFFFF"/>
         </w:rPr>
         <w:t>2）孙膑是如何想到改变赛马的出场顺序的？圈画相关语句，并做简单的批注。</w:t>
@@ -3332,7 +3187,6 @@
           <w:spacing w:val="0"/>
           <w:sz w:val="18"/>
           <w:szCs w:val="18"/>
-          <w:bdr w:val="none" w:color="auto" w:sz="0" w:space="0"/>
           <w:shd w:val="clear" w:fill="FFFFFF"/>
         </w:rPr>
         <w:t>2. 学生自学，教师巡视指导。</w:t>
@@ -3369,7 +3223,6 @@
           <w:spacing w:val="0"/>
           <w:sz w:val="18"/>
           <w:szCs w:val="18"/>
-          <w:bdr w:val="none" w:color="auto" w:sz="0" w:space="0"/>
           <w:shd w:val="clear" w:fill="FFFFFF"/>
         </w:rPr>
         <w:t>3. 小组互学，取长补短。</w:t>
@@ -3406,7 +3259,6 @@
           <w:spacing w:val="0"/>
           <w:sz w:val="18"/>
           <w:szCs w:val="18"/>
-          <w:bdr w:val="none" w:color="auto" w:sz="0" w:space="0"/>
           <w:shd w:val="clear" w:fill="FFFFFF"/>
         </w:rPr>
         <w:t>4. 全班交流，引导提升。</w:t>
@@ -3444,7 +3296,6 @@
           <w:spacing w:val="0"/>
           <w:sz w:val="18"/>
           <w:szCs w:val="18"/>
-          <w:bdr w:val="none" w:color="auto" w:sz="0" w:space="0"/>
           <w:shd w:val="clear" w:fill="FFFFFF"/>
         </w:rPr>
         <w:t>预设一</w:t>
@@ -3459,7 +3310,6 @@
           <w:spacing w:val="0"/>
           <w:sz w:val="18"/>
           <w:szCs w:val="18"/>
-          <w:bdr w:val="none" w:color="auto" w:sz="0" w:space="0"/>
           <w:shd w:val="clear" w:fill="FFFFFF"/>
         </w:rPr>
         <w:t>：孙膑队田忌说······让您赢。</w:t>
@@ -3496,7 +3346,6 @@
           <w:spacing w:val="0"/>
           <w:sz w:val="18"/>
           <w:szCs w:val="18"/>
-          <w:bdr w:val="none" w:color="auto" w:sz="0" w:space="0"/>
           <w:shd w:val="clear" w:fill="FFFFFF"/>
         </w:rPr>
         <w:t>1）这里孙膑说话时，应该是什么样的表情和语气？（自信、坚定）</w:t>
@@ -3533,7 +3382,6 @@
           <w:spacing w:val="0"/>
           <w:sz w:val="18"/>
           <w:szCs w:val="18"/>
-          <w:bdr w:val="none" w:color="auto" w:sz="0" w:space="0"/>
           <w:shd w:val="clear" w:fill="FFFFFF"/>
         </w:rPr>
         <w:t>2）田忌是什么样的反应？（有些不明白、全听他的）</w:t>
@@ -3570,7 +3418,6 @@
           <w:spacing w:val="0"/>
           <w:sz w:val="18"/>
           <w:szCs w:val="18"/>
-          <w:bdr w:val="none" w:color="auto" w:sz="0" w:space="0"/>
           <w:shd w:val="clear" w:fill="FFFFFF"/>
         </w:rPr>
         <w:t>3）分角色朗读，读出人物的不同心理状态。</w:t>
@@ -3607,7 +3454,6 @@
           <w:spacing w:val="0"/>
           <w:sz w:val="18"/>
           <w:szCs w:val="18"/>
-          <w:bdr w:val="none" w:color="auto" w:sz="0" w:space="0"/>
           <w:shd w:val="clear" w:fill="FFFFFF"/>
         </w:rPr>
         <w:t>孙膑以及胸有成竹，他是如何想出这个办法的？</w:t>
@@ -3645,7 +3491,6 @@
           <w:spacing w:val="0"/>
           <w:sz w:val="18"/>
           <w:szCs w:val="18"/>
-          <w:bdr w:val="none" w:color="auto" w:sz="0" w:space="0"/>
           <w:shd w:val="clear" w:fill="FFFFFF"/>
         </w:rPr>
         <w:t>预设二</w:t>
@@ -3660,7 +3505,6 @@
           <w:spacing w:val="0"/>
           <w:sz w:val="18"/>
           <w:szCs w:val="18"/>
-          <w:bdr w:val="none" w:color="auto" w:sz="0" w:space="0"/>
           <w:shd w:val="clear" w:fill="FFFFFF"/>
         </w:rPr>
         <w:t>：经常观察赛马情况。</w:t>
@@ -3697,7 +3541,6 @@
           <w:spacing w:val="0"/>
           <w:sz w:val="18"/>
           <w:szCs w:val="18"/>
-          <w:bdr w:val="none" w:color="auto" w:sz="0" w:space="0"/>
           <w:shd w:val="clear" w:fill="FFFFFF"/>
         </w:rPr>
         <w:t>田忌经常同齐威王赛马······三等。</w:t>
@@ -3734,7 +3577,6 @@
           <w:spacing w:val="0"/>
           <w:sz w:val="18"/>
           <w:szCs w:val="18"/>
-          <w:bdr w:val="none" w:color="auto" w:sz="0" w:space="0"/>
           <w:shd w:val="clear" w:fill="FFFFFF"/>
         </w:rPr>
         <w:t>1）当时的孙膑，发现了什么？（马的脚力相差不多，而且可以分成上中下三等）</w:t>
@@ -3771,7 +3613,6 @@
           <w:spacing w:val="0"/>
           <w:sz w:val="18"/>
           <w:szCs w:val="18"/>
-          <w:bdr w:val="none" w:color="auto" w:sz="0" w:space="0"/>
           <w:shd w:val="clear" w:fill="FFFFFF"/>
         </w:rPr>
         <w:t>2）如果你就是当时的孙膑，你会想到些什么？</w:t>
@@ -3808,7 +3649,6 @@
           <w:spacing w:val="0"/>
           <w:sz w:val="18"/>
           <w:szCs w:val="18"/>
-          <w:bdr w:val="none" w:color="auto" w:sz="0" w:space="0"/>
           <w:shd w:val="clear" w:fill="FFFFFF"/>
         </w:rPr>
         <w:t>3）借助对阵图，结合比赛内容，说一说上中下三等马，为何不可以按照上中下顺序进行比赛（从刚才情形看，马的脚力相当，如果按照上中下的顺序进行比赛，胜算不大）。</w:t>
@@ -3845,7 +3685,6 @@
           <w:spacing w:val="0"/>
           <w:sz w:val="18"/>
           <w:szCs w:val="18"/>
-          <w:bdr w:val="none" w:color="auto" w:sz="0" w:space="0"/>
           <w:shd w:val="clear" w:fill="FFFFFF"/>
         </w:rPr>
         <w:t>4）这时，孙膑想到了什么方法？怎么对阵？（让齐威王的上等马队田忌的下等马，中等马队上等马，下等马对中等马，这样的话，就能三局两胜）</w:t>
@@ -3882,7 +3721,6 @@
           <w:spacing w:val="0"/>
           <w:sz w:val="18"/>
           <w:szCs w:val="18"/>
-          <w:bdr w:val="none" w:color="auto" w:sz="0" w:space="0"/>
           <w:shd w:val="clear" w:fill="FFFFFF"/>
         </w:rPr>
         <w:t>田忌在这个比赛中，态度有何变化？</w:t>
@@ -3920,7 +3758,6 @@
           <w:spacing w:val="0"/>
           <w:sz w:val="18"/>
           <w:szCs w:val="18"/>
-          <w:bdr w:val="none" w:color="auto" w:sz="0" w:space="0"/>
           <w:shd w:val="clear" w:fill="FFFFFF"/>
         </w:rPr>
         <w:t>预设三</w:t>
@@ -3935,7 +3772,6 @@
           <w:spacing w:val="0"/>
           <w:sz w:val="18"/>
           <w:szCs w:val="18"/>
-          <w:bdr w:val="none" w:color="auto" w:sz="0" w:space="0"/>
           <w:shd w:val="clear" w:fill="FFFFFF"/>
         </w:rPr>
         <w:t>：不动声色--微微一笑--满意地笑了</w:t>
@@ -3972,7 +3808,6 @@
           <w:spacing w:val="0"/>
           <w:sz w:val="18"/>
           <w:szCs w:val="18"/>
-          <w:bdr w:val="none" w:color="auto" w:sz="0" w:space="0"/>
           <w:shd w:val="clear" w:fill="FFFFFF"/>
         </w:rPr>
         <w:t>1）理解“不动声色”，此时他心理会想些什么？（我有孙膑地好计策，即使输了一局也无伤大雅）</w:t>
@@ -4009,7 +3844,6 @@
           <w:spacing w:val="0"/>
           <w:sz w:val="18"/>
           <w:szCs w:val="18"/>
-          <w:bdr w:val="none" w:color="auto" w:sz="0" w:space="0"/>
           <w:shd w:val="clear" w:fill="FFFFFF"/>
         </w:rPr>
         <w:t>2）最后赢得比赛，田忌又会对孙膑说些什么呢？</w:t>
@@ -4046,7 +3880,6 @@
           <w:spacing w:val="0"/>
           <w:sz w:val="18"/>
           <w:szCs w:val="18"/>
-          <w:bdr w:val="none" w:color="auto" w:sz="0" w:space="0"/>
           <w:shd w:val="clear" w:fill="FFFFFF"/>
         </w:rPr>
         <w:t>3）当齐威王知道是孙膑地计策后，他又会怎么想、怎么说？</w:t>
@@ -4083,7 +3916,6 @@
           <w:spacing w:val="0"/>
           <w:sz w:val="18"/>
           <w:szCs w:val="18"/>
-          <w:bdr w:val="none" w:color="auto" w:sz="0" w:space="0"/>
           <w:shd w:val="clear" w:fill="FFFFFF"/>
         </w:rPr>
         <w:t>4）孙膑地身份又发生了怎样地变化？（门客--军师）</w:t>
@@ -4121,7 +3953,6 @@
           <w:spacing w:val="0"/>
           <w:sz w:val="18"/>
           <w:szCs w:val="18"/>
-          <w:bdr w:val="none" w:color="auto" w:sz="0" w:space="0"/>
           <w:shd w:val="clear" w:fill="FFFFFF"/>
         </w:rPr>
         <w:t>三．拓展。</w:t>
@@ -4159,7 +3990,6 @@
           <w:spacing w:val="0"/>
           <w:sz w:val="18"/>
           <w:szCs w:val="18"/>
-          <w:bdr w:val="none" w:color="auto" w:sz="0" w:space="0"/>
           <w:shd w:val="clear" w:fill="FFFFFF"/>
         </w:rPr>
         <w:t>历史</w:t>
@@ -4174,7 +4004,6 @@
           <w:spacing w:val="0"/>
           <w:sz w:val="18"/>
           <w:szCs w:val="18"/>
-          <w:bdr w:val="none" w:color="auto" w:sz="0" w:space="0"/>
           <w:shd w:val="clear" w:fill="FFFFFF"/>
         </w:rPr>
         <w:t>上有很多运用计谋获胜地故事，例如草船借箭、空城计······你还知道哪些？说一说。</w:t>
@@ -4212,7 +4041,6 @@
           <w:spacing w:val="0"/>
           <w:sz w:val="18"/>
           <w:szCs w:val="18"/>
-          <w:bdr w:val="none" w:color="auto" w:sz="0" w:space="0"/>
           <w:shd w:val="clear" w:fill="FFFFFF"/>
         </w:rPr>
         <w:t>四．小结</w:t>
@@ -4249,7 +4077,6 @@
           <w:spacing w:val="0"/>
           <w:sz w:val="18"/>
           <w:szCs w:val="18"/>
-          <w:bdr w:val="none" w:color="auto" w:sz="0" w:space="0"/>
           <w:shd w:val="clear" w:fill="FFFFFF"/>
         </w:rPr>
         <w:t>这节课，我们学习了《田忌赛马》这篇课文，知道了孙膑善于观察、善于思考，在确定马地等级后巧妙地安排赛马出场顺序，顺利地赢得了比赛。希望大家向孙膑学习，爱观察爱思考，善于提升自己。</w:t>
@@ -4286,7 +4113,6 @@
           <w:spacing w:val="0"/>
           <w:sz w:val="18"/>
           <w:szCs w:val="18"/>
-          <w:bdr w:val="none" w:color="auto" w:sz="0" w:space="0"/>
           <w:shd w:val="clear" w:fill="FFFFFF"/>
         </w:rPr>
         <w:t>五．</w:t>
@@ -4302,7 +4128,6 @@
           <w:spacing w:val="0"/>
           <w:sz w:val="18"/>
           <w:szCs w:val="18"/>
-          <w:bdr w:val="none" w:color="auto" w:sz="0" w:space="0"/>
           <w:shd w:val="clear" w:fill="FFFFFF"/>
         </w:rPr>
         <w:t>作业</w:t>
@@ -4339,7 +4164,6 @@
           <w:spacing w:val="0"/>
           <w:sz w:val="18"/>
           <w:szCs w:val="18"/>
-          <w:bdr w:val="none" w:color="auto" w:sz="0" w:space="0"/>
           <w:shd w:val="clear" w:fill="FFFFFF"/>
         </w:rPr>
         <w:t>1.有感情的朗读课文。</w:t>
@@ -4376,7 +4200,6 @@
           <w:spacing w:val="0"/>
           <w:sz w:val="18"/>
           <w:szCs w:val="18"/>
-          <w:bdr w:val="none" w:color="auto" w:sz="0" w:space="0"/>
           <w:shd w:val="clear" w:fill="FFFFFF"/>
         </w:rPr>
         <w:t>2.寻找你喜欢的历史故事，课间交流分享。</w:t>
@@ -4414,7 +4237,6 @@
           <w:spacing w:val="0"/>
           <w:sz w:val="18"/>
           <w:szCs w:val="18"/>
-          <w:bdr w:val="none" w:color="auto" w:sz="0" w:space="0"/>
           <w:shd w:val="clear" w:fill="FFFFFF"/>
         </w:rPr>
         <w:t>六．板书</w:t>
@@ -4452,7 +4274,6 @@
           <w:spacing w:val="0"/>
           <w:sz w:val="18"/>
           <w:szCs w:val="18"/>
-          <w:bdr w:val="none" w:color="auto" w:sz="0" w:space="0"/>
           <w:shd w:val="clear" w:fill="FFFFFF"/>
         </w:rPr>
         <w:t>田忌赛马</w:t>
@@ -4489,7 +4310,6 @@
           <w:spacing w:val="0"/>
           <w:sz w:val="18"/>
           <w:szCs w:val="18"/>
-          <w:bdr w:val="none" w:color="auto" w:sz="0" w:space="0"/>
           <w:shd w:val="clear" w:fill="FFFFFF"/>
         </w:rPr>
         <w:t>齐威王 田忌</w:t>
@@ -4526,7 +4346,6 @@
           <w:spacing w:val="0"/>
           <w:sz w:val="18"/>
           <w:szCs w:val="18"/>
-          <w:bdr w:val="none" w:color="auto" w:sz="0" w:space="0"/>
           <w:shd w:val="clear" w:fill="FFFFFF"/>
         </w:rPr>
         <w:t>上等马 上等马</w:t>
@@ -4563,7 +4382,6 @@
           <w:spacing w:val="0"/>
           <w:sz w:val="18"/>
           <w:szCs w:val="18"/>
-          <w:bdr w:val="none" w:color="auto" w:sz="0" w:space="0"/>
           <w:shd w:val="clear" w:fill="FFFFFF"/>
         </w:rPr>
         <w:t>中等马 中等马</w:t>
@@ -4600,7 +4418,6 @@
           <w:spacing w:val="0"/>
           <w:sz w:val="18"/>
           <w:szCs w:val="18"/>
-          <w:bdr w:val="none" w:color="auto" w:sz="0" w:space="0"/>
           <w:shd w:val="clear" w:fill="FFFFFF"/>
         </w:rPr>
         <w:t>下等马 下等马</w:t>
@@ -4628,10 +4445,7 @@
         </w:rPr>
       </w:pPr>
     </w:p>
-    <w:p>
-      <w:bookmarkStart w:id="0" w:name="_GoBack"/>
-      <w:bookmarkEnd w:id="0"/>
-    </w:p>
+    <w:p/>
     <w:sectPr>
       <w:pgSz w:w="11906" w:h="16838"/>
       <w:pgMar w:top="1440" w:right="1800" w:bottom="1440" w:left="1800" w:header="851" w:footer="992" w:gutter="0"/>
